--- a/[05] Documents/Documents - Guidance/[06.02.02] IT Project Guidance - Design - Solution - Architecture Description (SAD) Structure.docx
+++ b/[05] Documents/Documents - Guidance/[06.02.02] IT Project Guidance - Design - Solution - Architecture Description (SAD) Structure.docx
@@ -1,6 +1,6 @@
 
 <file path=word/document.xml><?xml version="1.0" encoding="utf-8"?>
-<w:document xmlns:wpc="http://schemas.microsoft.com/office/word/2010/wordprocessingCanvas" xmlns:cx="http://schemas.microsoft.com/office/drawing/2014/chartex" xmlns:cx1="http://schemas.microsoft.com/office/drawing/2015/9/8/chartex" xmlns:cx2="http://schemas.microsoft.com/office/drawing/2015/10/21/chartex" xmlns:cx3="http://schemas.microsoft.com/office/drawing/2016/5/9/chartex" xmlns:cx4="http://schemas.microsoft.com/office/drawing/2016/5/10/chartex" xmlns:cx5="http://schemas.microsoft.com/office/drawing/2016/5/11/chartex" xmlns:cx6="http://schemas.microsoft.com/office/drawing/2016/5/12/chartex" xmlns:cx7="http://schemas.microsoft.com/office/drawing/2016/5/13/chartex" xmlns:cx8="http://schemas.microsoft.com/office/drawing/2016/5/14/chartex" xmlns:mc="http://schemas.openxmlformats.org/markup-compatibility/2006" xmlns:aink="http://schemas.microsoft.com/office/drawing/2016/ink" xmlns:am3d="http://schemas.microsoft.com/office/drawing/2017/model3d" xmlns:o="urn:schemas-microsoft-com:office:office" xmlns:oel="http://schemas.microsoft.com/office/2019/extlst" xmlns:r="http://schemas.openxmlformats.org/officeDocument/2006/relationships" xmlns:m="http://schemas.openxmlformats.org/officeDocument/2006/math" xmlns:v="urn:schemas-microsoft-com:vml" xmlns:wp14="http://schemas.microsoft.com/office/word/2010/wordprocessingDrawing" xmlns:wp="http://schemas.openxmlformats.org/drawingml/2006/wordprocessingDrawing" xmlns:w10="urn:schemas-microsoft-com:office:word" xmlns:w="http://schemas.openxmlformats.org/wordprocessingml/2006/main" xmlns:w14="http://schemas.microsoft.com/office/word/2010/wordml" xmlns:w15="http://schemas.microsoft.com/office/word/2012/wordml" xmlns:w16cex="http://schemas.microsoft.com/office/word/2018/wordml/cex" xmlns:w16cid="http://schemas.microsoft.com/office/word/2016/wordml/cid" xmlns:w16="http://schemas.microsoft.com/office/word/2018/wordml" xmlns:w16sdtdh="http://schemas.microsoft.com/office/word/2020/wordml/sdtdatahash" xmlns:w16se="http://schemas.microsoft.com/office/word/2015/wordml/symex" xmlns:wpg="http://schemas.microsoft.com/office/word/2010/wordprocessingGroup" xmlns:wpi="http://schemas.microsoft.com/office/word/2010/wordprocessingInk" xmlns:wne="http://schemas.microsoft.com/office/word/2006/wordml" xmlns:wps="http://schemas.microsoft.com/office/word/2010/wordprocessingShape" mc:Ignorable="w14 w15 w16se w16cid w16 w16cex w16sdtdh wp14">
+<w:document xmlns:wpc="http://schemas.microsoft.com/office/word/2010/wordprocessingCanvas" xmlns:cx="http://schemas.microsoft.com/office/drawing/2014/chartex" xmlns:cx1="http://schemas.microsoft.com/office/drawing/2015/9/8/chartex" xmlns:cx2="http://schemas.microsoft.com/office/drawing/2015/10/21/chartex" xmlns:cx3="http://schemas.microsoft.com/office/drawing/2016/5/9/chartex" xmlns:cx4="http://schemas.microsoft.com/office/drawing/2016/5/10/chartex" xmlns:cx5="http://schemas.microsoft.com/office/drawing/2016/5/11/chartex" xmlns:cx6="http://schemas.microsoft.com/office/drawing/2016/5/12/chartex" xmlns:cx7="http://schemas.microsoft.com/office/drawing/2016/5/13/chartex" xmlns:cx8="http://schemas.microsoft.com/office/drawing/2016/5/14/chartex" xmlns:mc="http://schemas.openxmlformats.org/markup-compatibility/2006" xmlns:aink="http://schemas.microsoft.com/office/drawing/2016/ink" xmlns:am3d="http://schemas.microsoft.com/office/drawing/2017/model3d" xmlns:o="urn:schemas-microsoft-com:office:office" xmlns:oel="http://schemas.microsoft.com/office/2019/extlst" xmlns:r="http://schemas.openxmlformats.org/officeDocument/2006/relationships" xmlns:m="http://schemas.openxmlformats.org/officeDocument/2006/math" xmlns:v="urn:schemas-microsoft-com:vml" xmlns:wp14="http://schemas.microsoft.com/office/word/2010/wordprocessingDrawing" xmlns:wp="http://schemas.openxmlformats.org/drawingml/2006/wordprocessingDrawing" xmlns:w10="urn:schemas-microsoft-com:office:word" xmlns:w="http://schemas.openxmlformats.org/wordprocessingml/2006/main" xmlns:w14="http://schemas.microsoft.com/office/word/2010/wordml" xmlns:w15="http://schemas.microsoft.com/office/word/2012/wordml" xmlns:w16cex="http://schemas.microsoft.com/office/word/2018/wordml/cex" xmlns:w16cid="http://schemas.microsoft.com/office/word/2016/wordml/cid" xmlns:w16="http://schemas.microsoft.com/office/word/2018/wordml" xmlns:w16du="http://schemas.microsoft.com/office/word/2023/wordml/word16du" xmlns:w16sdtdh="http://schemas.microsoft.com/office/word/2020/wordml/sdtdatahash" xmlns:w16sdtfl="http://schemas.microsoft.com/office/word/2024/wordml/sdtformatlock" xmlns:w16se="http://schemas.microsoft.com/office/word/2015/wordml/symex" xmlns:wpg="http://schemas.microsoft.com/office/word/2010/wordprocessingGroup" xmlns:wpi="http://schemas.microsoft.com/office/word/2010/wordprocessingInk" xmlns:wne="http://schemas.microsoft.com/office/word/2006/wordml" xmlns:wps="http://schemas.microsoft.com/office/word/2010/wordprocessingShape" mc:Ignorable="w14 w15 w16se w16cid w16 w16cex w16sdtdh w16sdtfl w16du wp14">
   <w:body>
     <w:p>
       <w:pPr>
@@ -676,15 +676,7 @@
         <w:pStyle w:val="BodyText"/>
       </w:pPr>
       <w:r>
-        <w:t xml:space="preserve">SADs must be </w:t>
-      </w:r>
-      <w:proofErr w:type="spellStart"/>
-      <w:r>
-        <w:t>versionable</w:t>
-      </w:r>
-      <w:proofErr w:type="spellEnd"/>
-      <w:r>
-        <w:t xml:space="preserve"> for auditing and accountability reasons, to determine who changed what and what has been presented and accepted by governance steering groups.</w:t>
+        <w:t>SADs must be versionable for auditing and accountability reasons, to determine who changed what and what has been presented and accepted by governance steering groups.</w:t>
       </w:r>
     </w:p>
     <w:p>
@@ -821,16 +813,11 @@
         <w:t xml:space="preserve"> there is no clear advantage </w:t>
       </w:r>
       <w:r>
-        <w:t xml:space="preserve">or accepted </w:t>
-      </w:r>
-      <w:proofErr w:type="spellStart"/>
-      <w:r>
-        <w:t>domin</w:t>
+        <w:t>or accepted domin</w:t>
       </w:r>
       <w:r>
         <w:t>t</w:t>
       </w:r>
-      <w:proofErr w:type="spellEnd"/>
       <w:r>
         <w:t xml:space="preserve"> </w:t>
       </w:r>
@@ -1077,15 +1064,7 @@
         <w:t>e</w:t>
       </w:r>
       <w:r>
-        <w:t xml:space="preserve">scriptions </w:t>
-      </w:r>
-      <w:proofErr w:type="gramStart"/>
-      <w:r>
-        <w:t>have</w:t>
-      </w:r>
-      <w:proofErr w:type="gramEnd"/>
-      <w:r>
-        <w:t xml:space="preserve"> evolved over time</w:t>
+        <w:t>scriptions have evolved over time</w:t>
       </w:r>
       <w:r>
         <w:t xml:space="preserve"> from </w:t>
@@ -1211,27 +1190,14 @@
       <w:r>
         <w:t xml:space="preserve">Figure </w:t>
       </w:r>
-      <w:r>
-        <w:fldChar w:fldCharType="begin"/>
-      </w:r>
-      <w:r>
-        <w:instrText xml:space="preserve"> SEQ Figure \* ARABIC </w:instrText>
-      </w:r>
-      <w:r>
-        <w:fldChar w:fldCharType="separate"/>
-      </w:r>
-      <w:r>
-        <w:rPr>
-          <w:noProof/>
-        </w:rPr>
-        <w:t>1</w:t>
-      </w:r>
-      <w:r>
-        <w:rPr>
-          <w:noProof/>
-        </w:rPr>
-        <w:fldChar w:fldCharType="end"/>
-      </w:r>
+      <w:fldSimple w:instr=" SEQ Figure \* ARABIC ">
+        <w:r>
+          <w:rPr>
+            <w:noProof/>
+          </w:rPr>
+          <w:t>1</w:t>
+        </w:r>
+      </w:fldSimple>
       <w:r>
         <w:t xml:space="preserve"> Traditional Architecture Model </w:t>
       </w:r>
@@ -1248,13 +1214,8 @@
         <w:pStyle w:val="BodyText"/>
         <w:keepNext/>
       </w:pPr>
-      <w:proofErr w:type="gramStart"/>
-      <w:r>
-        <w:t>ISO:42010:2011</w:t>
-      </w:r>
-      <w:proofErr w:type="gramEnd"/>
-      <w:r>
-        <w:t xml:space="preserve"> </w:t>
+      <w:r>
+        <w:t xml:space="preserve">ISO:42010:2011 </w:t>
       </w:r>
       <w:r>
         <w:t xml:space="preserve">Architecture Description </w:t>
@@ -1328,27 +1289,14 @@
       <w:r>
         <w:t xml:space="preserve">Figure </w:t>
       </w:r>
-      <w:r>
-        <w:fldChar w:fldCharType="begin"/>
-      </w:r>
-      <w:r>
-        <w:instrText xml:space="preserve"> SEQ Figure \* ARABIC </w:instrText>
-      </w:r>
-      <w:r>
-        <w:fldChar w:fldCharType="separate"/>
-      </w:r>
-      <w:r>
-        <w:rPr>
-          <w:noProof/>
-        </w:rPr>
-        <w:t>2</w:t>
-      </w:r>
-      <w:r>
-        <w:rPr>
-          <w:noProof/>
-        </w:rPr>
-        <w:fldChar w:fldCharType="end"/>
-      </w:r>
+      <w:fldSimple w:instr=" SEQ Figure \* ARABIC ">
+        <w:r>
+          <w:rPr>
+            <w:noProof/>
+          </w:rPr>
+          <w:t>2</w:t>
+        </w:r>
+      </w:fldSimple>
       <w:r>
         <w:t>: ISO-42010 Components</w:t>
       </w:r>
@@ -1760,18 +1708,10 @@
         <w:t>in the Functional View</w:t>
       </w:r>
       <w:r>
-        <w:t xml:space="preserve"> </w:t>
-      </w:r>
-      <w:proofErr w:type="gramStart"/>
-      <w:r>
-        <w:t xml:space="preserve">-- </w:t>
-      </w:r>
-      <w:r>
-        <w:t xml:space="preserve"> and</w:t>
-      </w:r>
-      <w:proofErr w:type="gramEnd"/>
-      <w:r>
-        <w:t xml:space="preserve"> how they are addressed.</w:t>
+        <w:t xml:space="preserve"> -- </w:t>
+      </w:r>
+      <w:r>
+        <w:t xml:space="preserve"> and how they are addressed.</w:t>
       </w:r>
       <w:r>
         <w:t xml:space="preserve">  </w:t>
@@ -1981,46 +1921,28 @@
           <w:color w:val="2A6EBB"/>
         </w:rPr>
       </w:pPr>
-      <w:proofErr w:type="spellStart"/>
       <w:r>
         <w:rPr>
           <w:b/>
           <w:color w:val="2A6EBB"/>
         </w:rPr>
-        <w:t>Authorisative</w:t>
-      </w:r>
-      <w:proofErr w:type="spellEnd"/>
-      <w:r>
+        <w:t xml:space="preserve">Authorisative Sources. </w:t>
+      </w:r>
+    </w:p>
+    <w:p>
+      <w:pPr>
+        <w:pStyle w:val="BodyText"/>
         <w:rPr>
           <w:b/>
           <w:color w:val="2A6EBB"/>
         </w:rPr>
-        <w:t xml:space="preserve"> Sources. </w:t>
-      </w:r>
-    </w:p>
-    <w:p>
-      <w:pPr>
-        <w:pStyle w:val="BodyText"/>
+      </w:pPr>
+      <w:r>
         <w:rPr>
           <w:b/>
           <w:color w:val="2A6EBB"/>
         </w:rPr>
-      </w:pPr>
-      <w:proofErr w:type="spellStart"/>
-      <w:r>
-        <w:rPr>
-          <w:b/>
-          <w:color w:val="2A6EBB"/>
-        </w:rPr>
-        <w:t>Codesets</w:t>
-      </w:r>
-      <w:proofErr w:type="spellEnd"/>
-      <w:r>
-        <w:rPr>
-          <w:b/>
-          <w:color w:val="2A6EBB"/>
-        </w:rPr>
-        <w:t xml:space="preserve">/Reference Data </w:t>
+        <w:t xml:space="preserve">Codesets/Reference Data </w:t>
       </w:r>
     </w:p>
     <w:p>
@@ -2183,15 +2105,7 @@
         <w:t>S</w:t>
       </w:r>
       <w:r>
-        <w:t xml:space="preserve">ervices for </w:t>
-      </w:r>
-      <w:proofErr w:type="spellStart"/>
-      <w:r>
-        <w:t>geoblocking</w:t>
-      </w:r>
-      <w:proofErr w:type="spellEnd"/>
-      <w:r>
-        <w:t xml:space="preserve">, and Malware detection within uploaded media. </w:t>
+        <w:t xml:space="preserve">ervices for geoblocking, and Malware detection within uploaded media. </w:t>
       </w:r>
       <w:r>
         <w:br/>
@@ -2375,27 +2289,14 @@
       <w:r>
         <w:t xml:space="preserve">Table </w:t>
       </w:r>
-      <w:r>
-        <w:fldChar w:fldCharType="begin"/>
-      </w:r>
-      <w:r>
-        <w:instrText xml:space="preserve"> SEQ Table \* ARABIC </w:instrText>
-      </w:r>
-      <w:r>
-        <w:fldChar w:fldCharType="separate"/>
-      </w:r>
-      <w:r>
-        <w:rPr>
-          <w:noProof/>
-        </w:rPr>
-        <w:t>1</w:t>
-      </w:r>
-      <w:r>
-        <w:rPr>
-          <w:noProof/>
-        </w:rPr>
-        <w:fldChar w:fldCharType="end"/>
-      </w:r>
+      <w:fldSimple w:instr=" SEQ Table \* ARABIC ">
+        <w:r>
+          <w:rPr>
+            <w:noProof/>
+          </w:rPr>
+          <w:t>1</w:t>
+        </w:r>
+      </w:fldSimple>
       <w:r>
         <w:t>: Catalog</w:t>
       </w:r>
@@ -2485,10 +2386,7 @@
         <w:pStyle w:val="NotContents-Heading2"/>
       </w:pPr>
       <w:r>
-        <w:t>Autho</w:t>
-      </w:r>
-      <w:r>
-        <w:t>r &amp; Contributors</w:t>
+        <w:t>Author &amp; Contributors</w:t>
       </w:r>
     </w:p>
     <w:p>
@@ -2929,15 +2827,7 @@
         <w:pStyle w:val="BodyText"/>
       </w:pPr>
       <w:r>
-        <w:t xml:space="preserve">It is optional to include a diagram to summarise Agreed Principles that the team </w:t>
-      </w:r>
-      <w:proofErr w:type="gramStart"/>
-      <w:r>
-        <w:t>has to</w:t>
-      </w:r>
-      <w:proofErr w:type="gramEnd"/>
-      <w:r>
-        <w:t xml:space="preserve"> follow:</w:t>
+        <w:t>It is optional to include a diagram to summarise Agreed Principles that the team has to follow:</w:t>
       </w:r>
     </w:p>
     <w:p>
@@ -3015,23 +2905,7 @@
         <w:pStyle w:val="BodyText"/>
       </w:pPr>
       <w:r>
-        <w:t xml:space="preserve">An influence map is </w:t>
-      </w:r>
-      <w:proofErr w:type="gramStart"/>
-      <w:r>
-        <w:t>an</w:t>
-      </w:r>
-      <w:proofErr w:type="gramEnd"/>
-      <w:r>
-        <w:t xml:space="preserve"> reorganisation of a stakeholder map in terms of their influence on the priority of </w:t>
-      </w:r>
-      <w:proofErr w:type="spellStart"/>
-      <w:r>
-        <w:t>workitems</w:t>
-      </w:r>
-      <w:proofErr w:type="spellEnd"/>
-      <w:r>
-        <w:t xml:space="preserve">. </w:t>
+        <w:t xml:space="preserve">An influence map is an reorganisation of a stakeholder map in terms of their influence on the priority of workitems. </w:t>
       </w:r>
     </w:p>
     <w:p>
@@ -3258,6 +3132,12 @@
       </w:pPr>
     </w:p>
     <w:sectPr>
+      <w:headerReference w:type="even" r:id="rId16"/>
+      <w:headerReference w:type="default" r:id="rId17"/>
+      <w:footerReference w:type="even" r:id="rId18"/>
+      <w:footerReference w:type="default" r:id="rId19"/>
+      <w:headerReference w:type="first" r:id="rId20"/>
+      <w:footerReference w:type="first" r:id="rId21"/>
       <w:pgSz w:w="11906" w:h="16838"/>
       <w:pgMar w:top="1440" w:right="1440" w:bottom="1440" w:left="1440" w:header="708" w:footer="708" w:gutter="0"/>
       <w:cols w:space="708"/>
@@ -3268,7 +3148,7 @@
 </file>
 
 <file path=word/endnotes.xml><?xml version="1.0" encoding="utf-8"?>
-<w:endnotes xmlns:wpc="http://schemas.microsoft.com/office/word/2010/wordprocessingCanvas" xmlns:cx="http://schemas.microsoft.com/office/drawing/2014/chartex" xmlns:cx1="http://schemas.microsoft.com/office/drawing/2015/9/8/chartex" xmlns:cx2="http://schemas.microsoft.com/office/drawing/2015/10/21/chartex" xmlns:cx3="http://schemas.microsoft.com/office/drawing/2016/5/9/chartex" xmlns:cx4="http://schemas.microsoft.com/office/drawing/2016/5/10/chartex" xmlns:cx5="http://schemas.microsoft.com/office/drawing/2016/5/11/chartex" xmlns:cx6="http://schemas.microsoft.com/office/drawing/2016/5/12/chartex" xmlns:cx7="http://schemas.microsoft.com/office/drawing/2016/5/13/chartex" xmlns:cx8="http://schemas.microsoft.com/office/drawing/2016/5/14/chartex" xmlns:mc="http://schemas.openxmlformats.org/markup-compatibility/2006" xmlns:aink="http://schemas.microsoft.com/office/drawing/2016/ink" xmlns:am3d="http://schemas.microsoft.com/office/drawing/2017/model3d" xmlns:o="urn:schemas-microsoft-com:office:office" xmlns:oel="http://schemas.microsoft.com/office/2019/extlst" xmlns:r="http://schemas.openxmlformats.org/officeDocument/2006/relationships" xmlns:m="http://schemas.openxmlformats.org/officeDocument/2006/math" xmlns:v="urn:schemas-microsoft-com:vml" xmlns:wp14="http://schemas.microsoft.com/office/word/2010/wordprocessingDrawing" xmlns:wp="http://schemas.openxmlformats.org/drawingml/2006/wordprocessingDrawing" xmlns:w10="urn:schemas-microsoft-com:office:word" xmlns:w="http://schemas.openxmlformats.org/wordprocessingml/2006/main" xmlns:w14="http://schemas.microsoft.com/office/word/2010/wordml" xmlns:w15="http://schemas.microsoft.com/office/word/2012/wordml" xmlns:w16cex="http://schemas.microsoft.com/office/word/2018/wordml/cex" xmlns:w16cid="http://schemas.microsoft.com/office/word/2016/wordml/cid" xmlns:w16="http://schemas.microsoft.com/office/word/2018/wordml" xmlns:w16sdtdh="http://schemas.microsoft.com/office/word/2020/wordml/sdtdatahash" xmlns:w16se="http://schemas.microsoft.com/office/word/2015/wordml/symex" xmlns:wpg="http://schemas.microsoft.com/office/word/2010/wordprocessingGroup" xmlns:wpi="http://schemas.microsoft.com/office/word/2010/wordprocessingInk" xmlns:wne="http://schemas.microsoft.com/office/word/2006/wordml" xmlns:wps="http://schemas.microsoft.com/office/word/2010/wordprocessingShape" mc:Ignorable="w14 w15 w16se w16cid w16 w16cex w16sdtdh wp14">
+<w:endnotes xmlns:wpc="http://schemas.microsoft.com/office/word/2010/wordprocessingCanvas" xmlns:cx="http://schemas.microsoft.com/office/drawing/2014/chartex" xmlns:cx1="http://schemas.microsoft.com/office/drawing/2015/9/8/chartex" xmlns:cx2="http://schemas.microsoft.com/office/drawing/2015/10/21/chartex" xmlns:cx3="http://schemas.microsoft.com/office/drawing/2016/5/9/chartex" xmlns:cx4="http://schemas.microsoft.com/office/drawing/2016/5/10/chartex" xmlns:cx5="http://schemas.microsoft.com/office/drawing/2016/5/11/chartex" xmlns:cx6="http://schemas.microsoft.com/office/drawing/2016/5/12/chartex" xmlns:cx7="http://schemas.microsoft.com/office/drawing/2016/5/13/chartex" xmlns:cx8="http://schemas.microsoft.com/office/drawing/2016/5/14/chartex" xmlns:mc="http://schemas.openxmlformats.org/markup-compatibility/2006" xmlns:aink="http://schemas.microsoft.com/office/drawing/2016/ink" xmlns:am3d="http://schemas.microsoft.com/office/drawing/2017/model3d" xmlns:o="urn:schemas-microsoft-com:office:office" xmlns:oel="http://schemas.microsoft.com/office/2019/extlst" xmlns:r="http://schemas.openxmlformats.org/officeDocument/2006/relationships" xmlns:m="http://schemas.openxmlformats.org/officeDocument/2006/math" xmlns:v="urn:schemas-microsoft-com:vml" xmlns:wp14="http://schemas.microsoft.com/office/word/2010/wordprocessingDrawing" xmlns:wp="http://schemas.openxmlformats.org/drawingml/2006/wordprocessingDrawing" xmlns:w10="urn:schemas-microsoft-com:office:word" xmlns:w="http://schemas.openxmlformats.org/wordprocessingml/2006/main" xmlns:w14="http://schemas.microsoft.com/office/word/2010/wordml" xmlns:w15="http://schemas.microsoft.com/office/word/2012/wordml" xmlns:w16cex="http://schemas.microsoft.com/office/word/2018/wordml/cex" xmlns:w16cid="http://schemas.microsoft.com/office/word/2016/wordml/cid" xmlns:w16="http://schemas.microsoft.com/office/word/2018/wordml" xmlns:w16du="http://schemas.microsoft.com/office/word/2023/wordml/word16du" xmlns:w16sdtdh="http://schemas.microsoft.com/office/word/2020/wordml/sdtdatahash" xmlns:w16sdtfl="http://schemas.microsoft.com/office/word/2024/wordml/sdtformatlock" xmlns:w16se="http://schemas.microsoft.com/office/word/2015/wordml/symex" xmlns:wpg="http://schemas.microsoft.com/office/word/2010/wordprocessingGroup" xmlns:wpi="http://schemas.microsoft.com/office/word/2010/wordprocessingInk" xmlns:wne="http://schemas.microsoft.com/office/word/2006/wordml" xmlns:wps="http://schemas.microsoft.com/office/word/2010/wordprocessingShape" mc:Ignorable="w14 w15 w16se w16cid w16 w16cex w16sdtdh w16sdtfl w16du wp14">
   <w:endnote w:type="separator" w:id="-1">
     <w:p>
       <w:pPr>
@@ -3292,8 +3172,401 @@
 </w:endnotes>
 </file>
 
+<file path=word/footer1.xml><?xml version="1.0" encoding="utf-8"?>
+<w:ftr xmlns:wpc="http://schemas.microsoft.com/office/word/2010/wordprocessingCanvas" xmlns:cx="http://schemas.microsoft.com/office/drawing/2014/chartex" xmlns:cx1="http://schemas.microsoft.com/office/drawing/2015/9/8/chartex" xmlns:cx2="http://schemas.microsoft.com/office/drawing/2015/10/21/chartex" xmlns:cx3="http://schemas.microsoft.com/office/drawing/2016/5/9/chartex" xmlns:cx4="http://schemas.microsoft.com/office/drawing/2016/5/10/chartex" xmlns:cx5="http://schemas.microsoft.com/office/drawing/2016/5/11/chartex" xmlns:cx6="http://schemas.microsoft.com/office/drawing/2016/5/12/chartex" xmlns:cx7="http://schemas.microsoft.com/office/drawing/2016/5/13/chartex" xmlns:cx8="http://schemas.microsoft.com/office/drawing/2016/5/14/chartex" xmlns:mc="http://schemas.openxmlformats.org/markup-compatibility/2006" xmlns:aink="http://schemas.microsoft.com/office/drawing/2016/ink" xmlns:am3d="http://schemas.microsoft.com/office/drawing/2017/model3d" xmlns:o="urn:schemas-microsoft-com:office:office" xmlns:oel="http://schemas.microsoft.com/office/2019/extlst" xmlns:r="http://schemas.openxmlformats.org/officeDocument/2006/relationships" xmlns:m="http://schemas.openxmlformats.org/officeDocument/2006/math" xmlns:v="urn:schemas-microsoft-com:vml" xmlns:wp14="http://schemas.microsoft.com/office/word/2010/wordprocessingDrawing" xmlns:wp="http://schemas.openxmlformats.org/drawingml/2006/wordprocessingDrawing" xmlns:w10="urn:schemas-microsoft-com:office:word" xmlns:w="http://schemas.openxmlformats.org/wordprocessingml/2006/main" xmlns:w14="http://schemas.microsoft.com/office/word/2010/wordml" xmlns:w15="http://schemas.microsoft.com/office/word/2012/wordml" xmlns:w16cex="http://schemas.microsoft.com/office/word/2018/wordml/cex" xmlns:w16cid="http://schemas.microsoft.com/office/word/2016/wordml/cid" xmlns:w16="http://schemas.microsoft.com/office/word/2018/wordml" xmlns:w16du="http://schemas.microsoft.com/office/word/2023/wordml/word16du" xmlns:w16sdtdh="http://schemas.microsoft.com/office/word/2020/wordml/sdtdatahash" xmlns:w16sdtfl="http://schemas.microsoft.com/office/word/2024/wordml/sdtformatlock" xmlns:w16se="http://schemas.microsoft.com/office/word/2015/wordml/symex" xmlns:wpg="http://schemas.microsoft.com/office/word/2010/wordprocessingGroup" xmlns:wpi="http://schemas.microsoft.com/office/word/2010/wordprocessingInk" xmlns:wne="http://schemas.microsoft.com/office/word/2006/wordml" xmlns:wps="http://schemas.microsoft.com/office/word/2010/wordprocessingShape" mc:Ignorable="w14 w15 w16se w16cid w16 w16cex w16sdtdh w16sdtfl w16du wp14">
+  <w:p>
+    <w:pPr>
+      <w:pStyle w:val="Footer"/>
+    </w:pPr>
+    <w:r>
+      <w:rPr>
+        <w:noProof/>
+      </w:rPr>
+      <mc:AlternateContent>
+        <mc:Choice Requires="wps">
+          <w:drawing>
+            <wp:anchor distT="0" distB="0" distL="0" distR="0" simplePos="0" relativeHeight="251662336" behindDoc="0" locked="0" layoutInCell="1" allowOverlap="1" wp14:anchorId="2044D5E9" wp14:editId="5BE34034">
+              <wp:simplePos x="635" y="635"/>
+              <wp:positionH relativeFrom="page">
+                <wp:align>center</wp:align>
+              </wp:positionH>
+              <wp:positionV relativeFrom="page">
+                <wp:align>bottom</wp:align>
+              </wp:positionV>
+              <wp:extent cx="815340" cy="445135"/>
+              <wp:effectExtent l="0" t="0" r="3810" b="0"/>
+              <wp:wrapNone/>
+              <wp:docPr id="1674206329" name="Text Box 5" descr="[UNCLASSIFIED]">
+                <a:extLst xmlns:a="http://schemas.openxmlformats.org/drawingml/2006/main">
+                  <a:ext uri="{5AE41FA2-C0FF-4470-9BD4-5FADCA87CBE2}">
+                    <aclsh:classification xmlns:aclsh="http://schemas.microsoft.com/office/drawing/2020/classificationShape" classificationOutcomeType="ftr"/>
+                  </a:ext>
+                </a:extLst>
+              </wp:docPr>
+              <wp:cNvGraphicFramePr/>
+              <a:graphic xmlns:a="http://schemas.openxmlformats.org/drawingml/2006/main">
+                <a:graphicData uri="http://schemas.microsoft.com/office/word/2010/wordprocessingShape">
+                  <wps:wsp>
+                    <wps:cNvSpPr txBox="1"/>
+                    <wps:spPr>
+                      <a:xfrm>
+                        <a:off x="0" y="0"/>
+                        <a:ext cx="815340" cy="445135"/>
+                      </a:xfrm>
+                      <a:prstGeom prst="rect">
+                        <a:avLst/>
+                      </a:prstGeom>
+                      <a:noFill/>
+                      <a:ln>
+                        <a:noFill/>
+                      </a:ln>
+                    </wps:spPr>
+                    <wps:txbx>
+                      <w:txbxContent>
+                        <w:p>
+                          <w:pPr>
+                            <w:spacing w:after="0"/>
+                            <w:rPr>
+                              <w:rFonts w:ascii="Calibri" w:eastAsia="Calibri" w:hAnsi="Calibri" w:cs="Calibri"/>
+                              <w:noProof/>
+                              <w:color w:val="000000"/>
+                              <w:sz w:val="20"/>
+                              <w:szCs w:val="20"/>
+                            </w:rPr>
+                          </w:pPr>
+                          <w:r>
+                            <w:rPr>
+                              <w:rFonts w:ascii="Calibri" w:eastAsia="Calibri" w:hAnsi="Calibri" w:cs="Calibri"/>
+                              <w:noProof/>
+                              <w:color w:val="000000"/>
+                              <w:sz w:val="20"/>
+                              <w:szCs w:val="20"/>
+                            </w:rPr>
+                            <w:t>[UNCLASSIFIED]</w:t>
+                          </w:r>
+                        </w:p>
+                      </w:txbxContent>
+                    </wps:txbx>
+                    <wps:bodyPr rot="0" spcFirstLastPara="0" vertOverflow="overflow" horzOverflow="overflow" vert="horz" wrap="none" lIns="0" tIns="0" rIns="0" bIns="190500" numCol="1" spcCol="0" rtlCol="0" fromWordArt="0" anchor="b" anchorCtr="0" forceAA="0" compatLnSpc="1">
+                      <a:prstTxWarp prst="textNoShape">
+                        <a:avLst/>
+                      </a:prstTxWarp>
+                      <a:spAutoFit/>
+                    </wps:bodyPr>
+                  </wps:wsp>
+                </a:graphicData>
+              </a:graphic>
+            </wp:anchor>
+          </w:drawing>
+        </mc:Choice>
+        <mc:Fallback>
+          <w:pict>
+            <v:shapetype w14:anchorId="2044D5E9" id="_x0000_t202" coordsize="21600,21600" o:spt="202" path="m,l,21600r21600,l21600,xe">
+              <v:stroke joinstyle="miter"/>
+              <v:path gradientshapeok="t" o:connecttype="rect"/>
+            </v:shapetype>
+            <v:shape id="Text Box 5" o:spid="_x0000_s1028" type="#_x0000_t202" alt="[UNCLASSIFIED]" style="position:absolute;margin-left:0;margin-top:0;width:64.2pt;height:35.05pt;z-index:251662336;visibility:visible;mso-wrap-style:none;mso-wrap-distance-left:0;mso-wrap-distance-top:0;mso-wrap-distance-right:0;mso-wrap-distance-bottom:0;mso-position-horizontal:center;mso-position-horizontal-relative:page;mso-position-vertical:bottom;mso-position-vertical-relative:page;v-text-anchor:bottom" o:gfxdata="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" filled="f" stroked="f">
+              <v:fill o:detectmouseclick="t"/>
+              <v:textbox style="mso-fit-shape-to-text:t" inset="0,0,0,15pt">
+                <w:txbxContent>
+                  <w:p>
+                    <w:pPr>
+                      <w:spacing w:after="0"/>
+                      <w:rPr>
+                        <w:rFonts w:ascii="Calibri" w:eastAsia="Calibri" w:hAnsi="Calibri" w:cs="Calibri"/>
+                        <w:noProof/>
+                        <w:color w:val="000000"/>
+                        <w:sz w:val="20"/>
+                        <w:szCs w:val="20"/>
+                      </w:rPr>
+                    </w:pPr>
+                    <w:r>
+                      <w:rPr>
+                        <w:rFonts w:ascii="Calibri" w:eastAsia="Calibri" w:hAnsi="Calibri" w:cs="Calibri"/>
+                        <w:noProof/>
+                        <w:color w:val="000000"/>
+                        <w:sz w:val="20"/>
+                        <w:szCs w:val="20"/>
+                      </w:rPr>
+                      <w:t>[UNCLASSIFIED]</w:t>
+                    </w:r>
+                  </w:p>
+                </w:txbxContent>
+              </v:textbox>
+              <w10:wrap anchorx="page" anchory="page"/>
+            </v:shape>
+          </w:pict>
+        </mc:Fallback>
+      </mc:AlternateContent>
+    </w:r>
+  </w:p>
+</w:ftr>
+</file>
+
+<file path=word/footer2.xml><?xml version="1.0" encoding="utf-8"?>
+<w:ftr xmlns:wpc="http://schemas.microsoft.com/office/word/2010/wordprocessingCanvas" xmlns:cx="http://schemas.microsoft.com/office/drawing/2014/chartex" xmlns:cx1="http://schemas.microsoft.com/office/drawing/2015/9/8/chartex" xmlns:cx2="http://schemas.microsoft.com/office/drawing/2015/10/21/chartex" xmlns:cx3="http://schemas.microsoft.com/office/drawing/2016/5/9/chartex" xmlns:cx4="http://schemas.microsoft.com/office/drawing/2016/5/10/chartex" xmlns:cx5="http://schemas.microsoft.com/office/drawing/2016/5/11/chartex" xmlns:cx6="http://schemas.microsoft.com/office/drawing/2016/5/12/chartex" xmlns:cx7="http://schemas.microsoft.com/office/drawing/2016/5/13/chartex" xmlns:cx8="http://schemas.microsoft.com/office/drawing/2016/5/14/chartex" xmlns:mc="http://schemas.openxmlformats.org/markup-compatibility/2006" xmlns:aink="http://schemas.microsoft.com/office/drawing/2016/ink" xmlns:am3d="http://schemas.microsoft.com/office/drawing/2017/model3d" xmlns:o="urn:schemas-microsoft-com:office:office" xmlns:oel="http://schemas.microsoft.com/office/2019/extlst" xmlns:r="http://schemas.openxmlformats.org/officeDocument/2006/relationships" xmlns:m="http://schemas.openxmlformats.org/officeDocument/2006/math" xmlns:v="urn:schemas-microsoft-com:vml" xmlns:wp14="http://schemas.microsoft.com/office/word/2010/wordprocessingDrawing" xmlns:wp="http://schemas.openxmlformats.org/drawingml/2006/wordprocessingDrawing" xmlns:w10="urn:schemas-microsoft-com:office:word" xmlns:w="http://schemas.openxmlformats.org/wordprocessingml/2006/main" xmlns:w14="http://schemas.microsoft.com/office/word/2010/wordml" xmlns:w15="http://schemas.microsoft.com/office/word/2012/wordml" xmlns:w16cex="http://schemas.microsoft.com/office/word/2018/wordml/cex" xmlns:w16cid="http://schemas.microsoft.com/office/word/2016/wordml/cid" xmlns:w16="http://schemas.microsoft.com/office/word/2018/wordml" xmlns:w16du="http://schemas.microsoft.com/office/word/2023/wordml/word16du" xmlns:w16sdtdh="http://schemas.microsoft.com/office/word/2020/wordml/sdtdatahash" xmlns:w16sdtfl="http://schemas.microsoft.com/office/word/2024/wordml/sdtformatlock" xmlns:w16se="http://schemas.microsoft.com/office/word/2015/wordml/symex" xmlns:wpg="http://schemas.microsoft.com/office/word/2010/wordprocessingGroup" xmlns:wpi="http://schemas.microsoft.com/office/word/2010/wordprocessingInk" xmlns:wne="http://schemas.microsoft.com/office/word/2006/wordml" xmlns:wps="http://schemas.microsoft.com/office/word/2010/wordprocessingShape" mc:Ignorable="w14 w15 w16se w16cid w16 w16cex w16sdtdh w16sdtfl w16du wp14">
+  <w:p>
+    <w:pPr>
+      <w:pStyle w:val="Footer"/>
+    </w:pPr>
+    <w:r>
+      <w:rPr>
+        <w:noProof/>
+      </w:rPr>
+      <mc:AlternateContent>
+        <mc:Choice Requires="wps">
+          <w:drawing>
+            <wp:anchor distT="0" distB="0" distL="0" distR="0" simplePos="0" relativeHeight="251663360" behindDoc="0" locked="0" layoutInCell="1" allowOverlap="1" wp14:anchorId="03C24FB3" wp14:editId="79D5988B">
+              <wp:simplePos x="914400" y="10067925"/>
+              <wp:positionH relativeFrom="page">
+                <wp:align>center</wp:align>
+              </wp:positionH>
+              <wp:positionV relativeFrom="page">
+                <wp:align>bottom</wp:align>
+              </wp:positionV>
+              <wp:extent cx="815340" cy="445135"/>
+              <wp:effectExtent l="0" t="0" r="3810" b="0"/>
+              <wp:wrapNone/>
+              <wp:docPr id="726180065" name="Text Box 6" descr="[UNCLASSIFIED]">
+                <a:extLst xmlns:a="http://schemas.openxmlformats.org/drawingml/2006/main">
+                  <a:ext uri="{5AE41FA2-C0FF-4470-9BD4-5FADCA87CBE2}">
+                    <aclsh:classification xmlns:aclsh="http://schemas.microsoft.com/office/drawing/2020/classificationShape" classificationOutcomeType="ftr"/>
+                  </a:ext>
+                </a:extLst>
+              </wp:docPr>
+              <wp:cNvGraphicFramePr/>
+              <a:graphic xmlns:a="http://schemas.openxmlformats.org/drawingml/2006/main">
+                <a:graphicData uri="http://schemas.microsoft.com/office/word/2010/wordprocessingShape">
+                  <wps:wsp>
+                    <wps:cNvSpPr txBox="1"/>
+                    <wps:spPr>
+                      <a:xfrm>
+                        <a:off x="0" y="0"/>
+                        <a:ext cx="815340" cy="445135"/>
+                      </a:xfrm>
+                      <a:prstGeom prst="rect">
+                        <a:avLst/>
+                      </a:prstGeom>
+                      <a:noFill/>
+                      <a:ln>
+                        <a:noFill/>
+                      </a:ln>
+                    </wps:spPr>
+                    <wps:txbx>
+                      <w:txbxContent>
+                        <w:p>
+                          <w:pPr>
+                            <w:spacing w:after="0"/>
+                            <w:rPr>
+                              <w:rFonts w:ascii="Calibri" w:eastAsia="Calibri" w:hAnsi="Calibri" w:cs="Calibri"/>
+                              <w:noProof/>
+                              <w:color w:val="000000"/>
+                              <w:sz w:val="20"/>
+                              <w:szCs w:val="20"/>
+                            </w:rPr>
+                          </w:pPr>
+                          <w:r>
+                            <w:rPr>
+                              <w:rFonts w:ascii="Calibri" w:eastAsia="Calibri" w:hAnsi="Calibri" w:cs="Calibri"/>
+                              <w:noProof/>
+                              <w:color w:val="000000"/>
+                              <w:sz w:val="20"/>
+                              <w:szCs w:val="20"/>
+                            </w:rPr>
+                            <w:t>[UNCLASSIFIED]</w:t>
+                          </w:r>
+                        </w:p>
+                      </w:txbxContent>
+                    </wps:txbx>
+                    <wps:bodyPr rot="0" spcFirstLastPara="0" vertOverflow="overflow" horzOverflow="overflow" vert="horz" wrap="none" lIns="0" tIns="0" rIns="0" bIns="190500" numCol="1" spcCol="0" rtlCol="0" fromWordArt="0" anchor="b" anchorCtr="0" forceAA="0" compatLnSpc="1">
+                      <a:prstTxWarp prst="textNoShape">
+                        <a:avLst/>
+                      </a:prstTxWarp>
+                      <a:spAutoFit/>
+                    </wps:bodyPr>
+                  </wps:wsp>
+                </a:graphicData>
+              </a:graphic>
+            </wp:anchor>
+          </w:drawing>
+        </mc:Choice>
+        <mc:Fallback>
+          <w:pict>
+            <v:shapetype w14:anchorId="03C24FB3" id="_x0000_t202" coordsize="21600,21600" o:spt="202" path="m,l,21600r21600,l21600,xe">
+              <v:stroke joinstyle="miter"/>
+              <v:path gradientshapeok="t" o:connecttype="rect"/>
+            </v:shapetype>
+            <v:shape id="Text Box 6" o:spid="_x0000_s1029" type="#_x0000_t202" alt="[UNCLASSIFIED]" style="position:absolute;margin-left:0;margin-top:0;width:64.2pt;height:35.05pt;z-index:251663360;visibility:visible;mso-wrap-style:none;mso-wrap-distance-left:0;mso-wrap-distance-top:0;mso-wrap-distance-right:0;mso-wrap-distance-bottom:0;mso-position-horizontal:center;mso-position-horizontal-relative:page;mso-position-vertical:bottom;mso-position-vertical-relative:page;v-text-anchor:bottom" o:gfxdata="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" filled="f" stroked="f">
+              <v:fill o:detectmouseclick="t"/>
+              <v:textbox style="mso-fit-shape-to-text:t" inset="0,0,0,15pt">
+                <w:txbxContent>
+                  <w:p>
+                    <w:pPr>
+                      <w:spacing w:after="0"/>
+                      <w:rPr>
+                        <w:rFonts w:ascii="Calibri" w:eastAsia="Calibri" w:hAnsi="Calibri" w:cs="Calibri"/>
+                        <w:noProof/>
+                        <w:color w:val="000000"/>
+                        <w:sz w:val="20"/>
+                        <w:szCs w:val="20"/>
+                      </w:rPr>
+                    </w:pPr>
+                    <w:r>
+                      <w:rPr>
+                        <w:rFonts w:ascii="Calibri" w:eastAsia="Calibri" w:hAnsi="Calibri" w:cs="Calibri"/>
+                        <w:noProof/>
+                        <w:color w:val="000000"/>
+                        <w:sz w:val="20"/>
+                        <w:szCs w:val="20"/>
+                      </w:rPr>
+                      <w:t>[UNCLASSIFIED]</w:t>
+                    </w:r>
+                  </w:p>
+                </w:txbxContent>
+              </v:textbox>
+              <w10:wrap anchorx="page" anchory="page"/>
+            </v:shape>
+          </w:pict>
+        </mc:Fallback>
+      </mc:AlternateContent>
+    </w:r>
+  </w:p>
+</w:ftr>
+</file>
+
+<file path=word/footer3.xml><?xml version="1.0" encoding="utf-8"?>
+<w:ftr xmlns:wpc="http://schemas.microsoft.com/office/word/2010/wordprocessingCanvas" xmlns:cx="http://schemas.microsoft.com/office/drawing/2014/chartex" xmlns:cx1="http://schemas.microsoft.com/office/drawing/2015/9/8/chartex" xmlns:cx2="http://schemas.microsoft.com/office/drawing/2015/10/21/chartex" xmlns:cx3="http://schemas.microsoft.com/office/drawing/2016/5/9/chartex" xmlns:cx4="http://schemas.microsoft.com/office/drawing/2016/5/10/chartex" xmlns:cx5="http://schemas.microsoft.com/office/drawing/2016/5/11/chartex" xmlns:cx6="http://schemas.microsoft.com/office/drawing/2016/5/12/chartex" xmlns:cx7="http://schemas.microsoft.com/office/drawing/2016/5/13/chartex" xmlns:cx8="http://schemas.microsoft.com/office/drawing/2016/5/14/chartex" xmlns:mc="http://schemas.openxmlformats.org/markup-compatibility/2006" xmlns:aink="http://schemas.microsoft.com/office/drawing/2016/ink" xmlns:am3d="http://schemas.microsoft.com/office/drawing/2017/model3d" xmlns:o="urn:schemas-microsoft-com:office:office" xmlns:oel="http://schemas.microsoft.com/office/2019/extlst" xmlns:r="http://schemas.openxmlformats.org/officeDocument/2006/relationships" xmlns:m="http://schemas.openxmlformats.org/officeDocument/2006/math" xmlns:v="urn:schemas-microsoft-com:vml" xmlns:wp14="http://schemas.microsoft.com/office/word/2010/wordprocessingDrawing" xmlns:wp="http://schemas.openxmlformats.org/drawingml/2006/wordprocessingDrawing" xmlns:w10="urn:schemas-microsoft-com:office:word" xmlns:w="http://schemas.openxmlformats.org/wordprocessingml/2006/main" xmlns:w14="http://schemas.microsoft.com/office/word/2010/wordml" xmlns:w15="http://schemas.microsoft.com/office/word/2012/wordml" xmlns:w16cex="http://schemas.microsoft.com/office/word/2018/wordml/cex" xmlns:w16cid="http://schemas.microsoft.com/office/word/2016/wordml/cid" xmlns:w16="http://schemas.microsoft.com/office/word/2018/wordml" xmlns:w16du="http://schemas.microsoft.com/office/word/2023/wordml/word16du" xmlns:w16sdtdh="http://schemas.microsoft.com/office/word/2020/wordml/sdtdatahash" xmlns:w16sdtfl="http://schemas.microsoft.com/office/word/2024/wordml/sdtformatlock" xmlns:w16se="http://schemas.microsoft.com/office/word/2015/wordml/symex" xmlns:wpg="http://schemas.microsoft.com/office/word/2010/wordprocessingGroup" xmlns:wpi="http://schemas.microsoft.com/office/word/2010/wordprocessingInk" xmlns:wne="http://schemas.microsoft.com/office/word/2006/wordml" xmlns:wps="http://schemas.microsoft.com/office/word/2010/wordprocessingShape" mc:Ignorable="w14 w15 w16se w16cid w16 w16cex w16sdtdh w16sdtfl w16du wp14">
+  <w:p>
+    <w:pPr>
+      <w:pStyle w:val="Footer"/>
+    </w:pPr>
+    <w:r>
+      <w:rPr>
+        <w:noProof/>
+      </w:rPr>
+      <mc:AlternateContent>
+        <mc:Choice Requires="wps">
+          <w:drawing>
+            <wp:anchor distT="0" distB="0" distL="0" distR="0" simplePos="0" relativeHeight="251661312" behindDoc="0" locked="0" layoutInCell="1" allowOverlap="1" wp14:anchorId="46E3DF89" wp14:editId="3A943685">
+              <wp:simplePos x="635" y="635"/>
+              <wp:positionH relativeFrom="page">
+                <wp:align>center</wp:align>
+              </wp:positionH>
+              <wp:positionV relativeFrom="page">
+                <wp:align>bottom</wp:align>
+              </wp:positionV>
+              <wp:extent cx="815340" cy="445135"/>
+              <wp:effectExtent l="0" t="0" r="3810" b="0"/>
+              <wp:wrapNone/>
+              <wp:docPr id="1243326614" name="Text Box 4" descr="[UNCLASSIFIED]">
+                <a:extLst xmlns:a="http://schemas.openxmlformats.org/drawingml/2006/main">
+                  <a:ext uri="{5AE41FA2-C0FF-4470-9BD4-5FADCA87CBE2}">
+                    <aclsh:classification xmlns:aclsh="http://schemas.microsoft.com/office/drawing/2020/classificationShape" classificationOutcomeType="ftr"/>
+                  </a:ext>
+                </a:extLst>
+              </wp:docPr>
+              <wp:cNvGraphicFramePr/>
+              <a:graphic xmlns:a="http://schemas.openxmlformats.org/drawingml/2006/main">
+                <a:graphicData uri="http://schemas.microsoft.com/office/word/2010/wordprocessingShape">
+                  <wps:wsp>
+                    <wps:cNvSpPr txBox="1"/>
+                    <wps:spPr>
+                      <a:xfrm>
+                        <a:off x="0" y="0"/>
+                        <a:ext cx="815340" cy="445135"/>
+                      </a:xfrm>
+                      <a:prstGeom prst="rect">
+                        <a:avLst/>
+                      </a:prstGeom>
+                      <a:noFill/>
+                      <a:ln>
+                        <a:noFill/>
+                      </a:ln>
+                    </wps:spPr>
+                    <wps:txbx>
+                      <w:txbxContent>
+                        <w:p>
+                          <w:pPr>
+                            <w:spacing w:after="0"/>
+                            <w:rPr>
+                              <w:rFonts w:ascii="Calibri" w:eastAsia="Calibri" w:hAnsi="Calibri" w:cs="Calibri"/>
+                              <w:noProof/>
+                              <w:color w:val="000000"/>
+                              <w:sz w:val="20"/>
+                              <w:szCs w:val="20"/>
+                            </w:rPr>
+                          </w:pPr>
+                          <w:r>
+                            <w:rPr>
+                              <w:rFonts w:ascii="Calibri" w:eastAsia="Calibri" w:hAnsi="Calibri" w:cs="Calibri"/>
+                              <w:noProof/>
+                              <w:color w:val="000000"/>
+                              <w:sz w:val="20"/>
+                              <w:szCs w:val="20"/>
+                            </w:rPr>
+                            <w:t>[UNCLASSIFIED]</w:t>
+                          </w:r>
+                        </w:p>
+                      </w:txbxContent>
+                    </wps:txbx>
+                    <wps:bodyPr rot="0" spcFirstLastPara="0" vertOverflow="overflow" horzOverflow="overflow" vert="horz" wrap="none" lIns="0" tIns="0" rIns="0" bIns="190500" numCol="1" spcCol="0" rtlCol="0" fromWordArt="0" anchor="b" anchorCtr="0" forceAA="0" compatLnSpc="1">
+                      <a:prstTxWarp prst="textNoShape">
+                        <a:avLst/>
+                      </a:prstTxWarp>
+                      <a:spAutoFit/>
+                    </wps:bodyPr>
+                  </wps:wsp>
+                </a:graphicData>
+              </a:graphic>
+            </wp:anchor>
+          </w:drawing>
+        </mc:Choice>
+        <mc:Fallback>
+          <w:pict>
+            <v:shapetype w14:anchorId="46E3DF89" id="_x0000_t202" coordsize="21600,21600" o:spt="202" path="m,l,21600r21600,l21600,xe">
+              <v:stroke joinstyle="miter"/>
+              <v:path gradientshapeok="t" o:connecttype="rect"/>
+            </v:shapetype>
+            <v:shape id="Text Box 4" o:spid="_x0000_s1031" type="#_x0000_t202" alt="[UNCLASSIFIED]" style="position:absolute;margin-left:0;margin-top:0;width:64.2pt;height:35.05pt;z-index:251661312;visibility:visible;mso-wrap-style:none;mso-wrap-distance-left:0;mso-wrap-distance-top:0;mso-wrap-distance-right:0;mso-wrap-distance-bottom:0;mso-position-horizontal:center;mso-position-horizontal-relative:page;mso-position-vertical:bottom;mso-position-vertical-relative:page;v-text-anchor:bottom" o:gfxdata="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" filled="f" stroked="f">
+              <v:fill o:detectmouseclick="t"/>
+              <v:textbox style="mso-fit-shape-to-text:t" inset="0,0,0,15pt">
+                <w:txbxContent>
+                  <w:p>
+                    <w:pPr>
+                      <w:spacing w:after="0"/>
+                      <w:rPr>
+                        <w:rFonts w:ascii="Calibri" w:eastAsia="Calibri" w:hAnsi="Calibri" w:cs="Calibri"/>
+                        <w:noProof/>
+                        <w:color w:val="000000"/>
+                        <w:sz w:val="20"/>
+                        <w:szCs w:val="20"/>
+                      </w:rPr>
+                    </w:pPr>
+                    <w:r>
+                      <w:rPr>
+                        <w:rFonts w:ascii="Calibri" w:eastAsia="Calibri" w:hAnsi="Calibri" w:cs="Calibri"/>
+                        <w:noProof/>
+                        <w:color w:val="000000"/>
+                        <w:sz w:val="20"/>
+                        <w:szCs w:val="20"/>
+                      </w:rPr>
+                      <w:t>[UNCLASSIFIED]</w:t>
+                    </w:r>
+                  </w:p>
+                </w:txbxContent>
+              </v:textbox>
+              <w10:wrap anchorx="page" anchory="page"/>
+            </v:shape>
+          </w:pict>
+        </mc:Fallback>
+      </mc:AlternateContent>
+    </w:r>
+  </w:p>
+</w:ftr>
+</file>
+
 <file path=word/footnotes.xml><?xml version="1.0" encoding="utf-8"?>
-<w:footnotes xmlns:wpc="http://schemas.microsoft.com/office/word/2010/wordprocessingCanvas" xmlns:cx="http://schemas.microsoft.com/office/drawing/2014/chartex" xmlns:cx1="http://schemas.microsoft.com/office/drawing/2015/9/8/chartex" xmlns:cx2="http://schemas.microsoft.com/office/drawing/2015/10/21/chartex" xmlns:cx3="http://schemas.microsoft.com/office/drawing/2016/5/9/chartex" xmlns:cx4="http://schemas.microsoft.com/office/drawing/2016/5/10/chartex" xmlns:cx5="http://schemas.microsoft.com/office/drawing/2016/5/11/chartex" xmlns:cx6="http://schemas.microsoft.com/office/drawing/2016/5/12/chartex" xmlns:cx7="http://schemas.microsoft.com/office/drawing/2016/5/13/chartex" xmlns:cx8="http://schemas.microsoft.com/office/drawing/2016/5/14/chartex" xmlns:mc="http://schemas.openxmlformats.org/markup-compatibility/2006" xmlns:aink="http://schemas.microsoft.com/office/drawing/2016/ink" xmlns:am3d="http://schemas.microsoft.com/office/drawing/2017/model3d" xmlns:o="urn:schemas-microsoft-com:office:office" xmlns:oel="http://schemas.microsoft.com/office/2019/extlst" xmlns:r="http://schemas.openxmlformats.org/officeDocument/2006/relationships" xmlns:m="http://schemas.openxmlformats.org/officeDocument/2006/math" xmlns:v="urn:schemas-microsoft-com:vml" xmlns:wp14="http://schemas.microsoft.com/office/word/2010/wordprocessingDrawing" xmlns:wp="http://schemas.openxmlformats.org/drawingml/2006/wordprocessingDrawing" xmlns:w10="urn:schemas-microsoft-com:office:word" xmlns:w="http://schemas.openxmlformats.org/wordprocessingml/2006/main" xmlns:w14="http://schemas.microsoft.com/office/word/2010/wordml" xmlns:w15="http://schemas.microsoft.com/office/word/2012/wordml" xmlns:w16cex="http://schemas.microsoft.com/office/word/2018/wordml/cex" xmlns:w16cid="http://schemas.microsoft.com/office/word/2016/wordml/cid" xmlns:w16="http://schemas.microsoft.com/office/word/2018/wordml" xmlns:w16sdtdh="http://schemas.microsoft.com/office/word/2020/wordml/sdtdatahash" xmlns:w16se="http://schemas.microsoft.com/office/word/2015/wordml/symex" xmlns:wpg="http://schemas.microsoft.com/office/word/2010/wordprocessingGroup" xmlns:wpi="http://schemas.microsoft.com/office/word/2010/wordprocessingInk" xmlns:wne="http://schemas.microsoft.com/office/word/2006/wordml" xmlns:wps="http://schemas.microsoft.com/office/word/2010/wordprocessingShape" mc:Ignorable="w14 w15 w16se w16cid w16 w16cex w16sdtdh wp14">
+<w:footnotes xmlns:wpc="http://schemas.microsoft.com/office/word/2010/wordprocessingCanvas" xmlns:cx="http://schemas.microsoft.com/office/drawing/2014/chartex" xmlns:cx1="http://schemas.microsoft.com/office/drawing/2015/9/8/chartex" xmlns:cx2="http://schemas.microsoft.com/office/drawing/2015/10/21/chartex" xmlns:cx3="http://schemas.microsoft.com/office/drawing/2016/5/9/chartex" xmlns:cx4="http://schemas.microsoft.com/office/drawing/2016/5/10/chartex" xmlns:cx5="http://schemas.microsoft.com/office/drawing/2016/5/11/chartex" xmlns:cx6="http://schemas.microsoft.com/office/drawing/2016/5/12/chartex" xmlns:cx7="http://schemas.microsoft.com/office/drawing/2016/5/13/chartex" xmlns:cx8="http://schemas.microsoft.com/office/drawing/2016/5/14/chartex" xmlns:mc="http://schemas.openxmlformats.org/markup-compatibility/2006" xmlns:aink="http://schemas.microsoft.com/office/drawing/2016/ink" xmlns:am3d="http://schemas.microsoft.com/office/drawing/2017/model3d" xmlns:o="urn:schemas-microsoft-com:office:office" xmlns:oel="http://schemas.microsoft.com/office/2019/extlst" xmlns:r="http://schemas.openxmlformats.org/officeDocument/2006/relationships" xmlns:m="http://schemas.openxmlformats.org/officeDocument/2006/math" xmlns:v="urn:schemas-microsoft-com:vml" xmlns:wp14="http://schemas.microsoft.com/office/word/2010/wordprocessingDrawing" xmlns:wp="http://schemas.openxmlformats.org/drawingml/2006/wordprocessingDrawing" xmlns:w10="urn:schemas-microsoft-com:office:word" xmlns:w="http://schemas.openxmlformats.org/wordprocessingml/2006/main" xmlns:w14="http://schemas.microsoft.com/office/word/2010/wordml" xmlns:w15="http://schemas.microsoft.com/office/word/2012/wordml" xmlns:w16cex="http://schemas.microsoft.com/office/word/2018/wordml/cex" xmlns:w16cid="http://schemas.microsoft.com/office/word/2016/wordml/cid" xmlns:w16="http://schemas.microsoft.com/office/word/2018/wordml" xmlns:w16du="http://schemas.microsoft.com/office/word/2023/wordml/word16du" xmlns:w16sdtdh="http://schemas.microsoft.com/office/word/2020/wordml/sdtdatahash" xmlns:w16sdtfl="http://schemas.microsoft.com/office/word/2024/wordml/sdtformatlock" xmlns:w16se="http://schemas.microsoft.com/office/word/2015/wordml/symex" xmlns:wpg="http://schemas.microsoft.com/office/word/2010/wordprocessingGroup" xmlns:wpi="http://schemas.microsoft.com/office/word/2010/wordprocessingInk" xmlns:wne="http://schemas.microsoft.com/office/word/2006/wordml" xmlns:wps="http://schemas.microsoft.com/office/word/2010/wordprocessingShape" mc:Ignorable="w14 w15 w16se w16cid w16 w16cex w16sdtdh w16sdtfl w16du wp14">
   <w:footnote w:type="separator" w:id="-1">
     <w:p>
       <w:pPr>
@@ -3350,8 +3623,401 @@
 </w:footnotes>
 </file>
 
+<file path=word/header1.xml><?xml version="1.0" encoding="utf-8"?>
+<w:hdr xmlns:wpc="http://schemas.microsoft.com/office/word/2010/wordprocessingCanvas" xmlns:cx="http://schemas.microsoft.com/office/drawing/2014/chartex" xmlns:cx1="http://schemas.microsoft.com/office/drawing/2015/9/8/chartex" xmlns:cx2="http://schemas.microsoft.com/office/drawing/2015/10/21/chartex" xmlns:cx3="http://schemas.microsoft.com/office/drawing/2016/5/9/chartex" xmlns:cx4="http://schemas.microsoft.com/office/drawing/2016/5/10/chartex" xmlns:cx5="http://schemas.microsoft.com/office/drawing/2016/5/11/chartex" xmlns:cx6="http://schemas.microsoft.com/office/drawing/2016/5/12/chartex" xmlns:cx7="http://schemas.microsoft.com/office/drawing/2016/5/13/chartex" xmlns:cx8="http://schemas.microsoft.com/office/drawing/2016/5/14/chartex" xmlns:mc="http://schemas.openxmlformats.org/markup-compatibility/2006" xmlns:aink="http://schemas.microsoft.com/office/drawing/2016/ink" xmlns:am3d="http://schemas.microsoft.com/office/drawing/2017/model3d" xmlns:o="urn:schemas-microsoft-com:office:office" xmlns:oel="http://schemas.microsoft.com/office/2019/extlst" xmlns:r="http://schemas.openxmlformats.org/officeDocument/2006/relationships" xmlns:m="http://schemas.openxmlformats.org/officeDocument/2006/math" xmlns:v="urn:schemas-microsoft-com:vml" xmlns:wp14="http://schemas.microsoft.com/office/word/2010/wordprocessingDrawing" xmlns:wp="http://schemas.openxmlformats.org/drawingml/2006/wordprocessingDrawing" xmlns:w10="urn:schemas-microsoft-com:office:word" xmlns:w="http://schemas.openxmlformats.org/wordprocessingml/2006/main" xmlns:w14="http://schemas.microsoft.com/office/word/2010/wordml" xmlns:w15="http://schemas.microsoft.com/office/word/2012/wordml" xmlns:w16cex="http://schemas.microsoft.com/office/word/2018/wordml/cex" xmlns:w16cid="http://schemas.microsoft.com/office/word/2016/wordml/cid" xmlns:w16="http://schemas.microsoft.com/office/word/2018/wordml" xmlns:w16du="http://schemas.microsoft.com/office/word/2023/wordml/word16du" xmlns:w16sdtdh="http://schemas.microsoft.com/office/word/2020/wordml/sdtdatahash" xmlns:w16sdtfl="http://schemas.microsoft.com/office/word/2024/wordml/sdtformatlock" xmlns:w16se="http://schemas.microsoft.com/office/word/2015/wordml/symex" xmlns:wpg="http://schemas.microsoft.com/office/word/2010/wordprocessingGroup" xmlns:wpi="http://schemas.microsoft.com/office/word/2010/wordprocessingInk" xmlns:wne="http://schemas.microsoft.com/office/word/2006/wordml" xmlns:wps="http://schemas.microsoft.com/office/word/2010/wordprocessingShape" mc:Ignorable="w14 w15 w16se w16cid w16 w16cex w16sdtdh w16sdtfl w16du wp14">
+  <w:p>
+    <w:pPr>
+      <w:pStyle w:val="Header"/>
+    </w:pPr>
+    <w:r>
+      <w:rPr>
+        <w:noProof/>
+      </w:rPr>
+      <mc:AlternateContent>
+        <mc:Choice Requires="wps">
+          <w:drawing>
+            <wp:anchor distT="0" distB="0" distL="0" distR="0" simplePos="0" relativeHeight="251659264" behindDoc="0" locked="0" layoutInCell="1" allowOverlap="1" wp14:anchorId="00E7DB22" wp14:editId="494454C6">
+              <wp:simplePos x="635" y="635"/>
+              <wp:positionH relativeFrom="page">
+                <wp:align>center</wp:align>
+              </wp:positionH>
+              <wp:positionV relativeFrom="page">
+                <wp:align>top</wp:align>
+              </wp:positionV>
+              <wp:extent cx="815340" cy="445135"/>
+              <wp:effectExtent l="0" t="0" r="3810" b="12065"/>
+              <wp:wrapNone/>
+              <wp:docPr id="636017865" name="Text Box 2" descr="[UNCLASSIFIED]">
+                <a:extLst xmlns:a="http://schemas.openxmlformats.org/drawingml/2006/main">
+                  <a:ext uri="{5AE41FA2-C0FF-4470-9BD4-5FADCA87CBE2}">
+                    <aclsh:classification xmlns:aclsh="http://schemas.microsoft.com/office/drawing/2020/classificationShape" classificationOutcomeType="hdr"/>
+                  </a:ext>
+                </a:extLst>
+              </wp:docPr>
+              <wp:cNvGraphicFramePr/>
+              <a:graphic xmlns:a="http://schemas.openxmlformats.org/drawingml/2006/main">
+                <a:graphicData uri="http://schemas.microsoft.com/office/word/2010/wordprocessingShape">
+                  <wps:wsp>
+                    <wps:cNvSpPr txBox="1"/>
+                    <wps:spPr>
+                      <a:xfrm>
+                        <a:off x="0" y="0"/>
+                        <a:ext cx="815340" cy="445135"/>
+                      </a:xfrm>
+                      <a:prstGeom prst="rect">
+                        <a:avLst/>
+                      </a:prstGeom>
+                      <a:noFill/>
+                      <a:ln>
+                        <a:noFill/>
+                      </a:ln>
+                    </wps:spPr>
+                    <wps:txbx>
+                      <w:txbxContent>
+                        <w:p>
+                          <w:pPr>
+                            <w:spacing w:after="0"/>
+                            <w:rPr>
+                              <w:rFonts w:ascii="Calibri" w:eastAsia="Calibri" w:hAnsi="Calibri" w:cs="Calibri"/>
+                              <w:noProof/>
+                              <w:color w:val="000000"/>
+                              <w:sz w:val="20"/>
+                              <w:szCs w:val="20"/>
+                            </w:rPr>
+                          </w:pPr>
+                          <w:r>
+                            <w:rPr>
+                              <w:rFonts w:ascii="Calibri" w:eastAsia="Calibri" w:hAnsi="Calibri" w:cs="Calibri"/>
+                              <w:noProof/>
+                              <w:color w:val="000000"/>
+                              <w:sz w:val="20"/>
+                              <w:szCs w:val="20"/>
+                            </w:rPr>
+                            <w:t>[UNCLASSIFIED]</w:t>
+                          </w:r>
+                        </w:p>
+                      </w:txbxContent>
+                    </wps:txbx>
+                    <wps:bodyPr rot="0" spcFirstLastPara="0" vertOverflow="overflow" horzOverflow="overflow" vert="horz" wrap="none" lIns="0" tIns="190500" rIns="0" bIns="0" numCol="1" spcCol="0" rtlCol="0" fromWordArt="0" anchor="t" anchorCtr="0" forceAA="0" compatLnSpc="1">
+                      <a:prstTxWarp prst="textNoShape">
+                        <a:avLst/>
+                      </a:prstTxWarp>
+                      <a:spAutoFit/>
+                    </wps:bodyPr>
+                  </wps:wsp>
+                </a:graphicData>
+              </a:graphic>
+            </wp:anchor>
+          </w:drawing>
+        </mc:Choice>
+        <mc:Fallback>
+          <w:pict>
+            <v:shapetype w14:anchorId="00E7DB22" id="_x0000_t202" coordsize="21600,21600" o:spt="202" path="m,l,21600r21600,l21600,xe">
+              <v:stroke joinstyle="miter"/>
+              <v:path gradientshapeok="t" o:connecttype="rect"/>
+            </v:shapetype>
+            <v:shape id="Text Box 2" o:spid="_x0000_s1026" type="#_x0000_t202" alt="[UNCLASSIFIED]" style="position:absolute;margin-left:0;margin-top:0;width:64.2pt;height:35.05pt;z-index:251659264;visibility:visible;mso-wrap-style:none;mso-wrap-distance-left:0;mso-wrap-distance-top:0;mso-wrap-distance-right:0;mso-wrap-distance-bottom:0;mso-position-horizontal:center;mso-position-horizontal-relative:page;mso-position-vertical:top;mso-position-vertical-relative:page;v-text-anchor:top" o:gfxdata="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" filled="f" stroked="f">
+              <v:fill o:detectmouseclick="t"/>
+              <v:textbox style="mso-fit-shape-to-text:t" inset="0,15pt,0,0">
+                <w:txbxContent>
+                  <w:p>
+                    <w:pPr>
+                      <w:spacing w:after="0"/>
+                      <w:rPr>
+                        <w:rFonts w:ascii="Calibri" w:eastAsia="Calibri" w:hAnsi="Calibri" w:cs="Calibri"/>
+                        <w:noProof/>
+                        <w:color w:val="000000"/>
+                        <w:sz w:val="20"/>
+                        <w:szCs w:val="20"/>
+                      </w:rPr>
+                    </w:pPr>
+                    <w:r>
+                      <w:rPr>
+                        <w:rFonts w:ascii="Calibri" w:eastAsia="Calibri" w:hAnsi="Calibri" w:cs="Calibri"/>
+                        <w:noProof/>
+                        <w:color w:val="000000"/>
+                        <w:sz w:val="20"/>
+                        <w:szCs w:val="20"/>
+                      </w:rPr>
+                      <w:t>[UNCLASSIFIED]</w:t>
+                    </w:r>
+                  </w:p>
+                </w:txbxContent>
+              </v:textbox>
+              <w10:wrap anchorx="page" anchory="page"/>
+            </v:shape>
+          </w:pict>
+        </mc:Fallback>
+      </mc:AlternateContent>
+    </w:r>
+  </w:p>
+</w:hdr>
+</file>
+
+<file path=word/header2.xml><?xml version="1.0" encoding="utf-8"?>
+<w:hdr xmlns:wpc="http://schemas.microsoft.com/office/word/2010/wordprocessingCanvas" xmlns:cx="http://schemas.microsoft.com/office/drawing/2014/chartex" xmlns:cx1="http://schemas.microsoft.com/office/drawing/2015/9/8/chartex" xmlns:cx2="http://schemas.microsoft.com/office/drawing/2015/10/21/chartex" xmlns:cx3="http://schemas.microsoft.com/office/drawing/2016/5/9/chartex" xmlns:cx4="http://schemas.microsoft.com/office/drawing/2016/5/10/chartex" xmlns:cx5="http://schemas.microsoft.com/office/drawing/2016/5/11/chartex" xmlns:cx6="http://schemas.microsoft.com/office/drawing/2016/5/12/chartex" xmlns:cx7="http://schemas.microsoft.com/office/drawing/2016/5/13/chartex" xmlns:cx8="http://schemas.microsoft.com/office/drawing/2016/5/14/chartex" xmlns:mc="http://schemas.openxmlformats.org/markup-compatibility/2006" xmlns:aink="http://schemas.microsoft.com/office/drawing/2016/ink" xmlns:am3d="http://schemas.microsoft.com/office/drawing/2017/model3d" xmlns:o="urn:schemas-microsoft-com:office:office" xmlns:oel="http://schemas.microsoft.com/office/2019/extlst" xmlns:r="http://schemas.openxmlformats.org/officeDocument/2006/relationships" xmlns:m="http://schemas.openxmlformats.org/officeDocument/2006/math" xmlns:v="urn:schemas-microsoft-com:vml" xmlns:wp14="http://schemas.microsoft.com/office/word/2010/wordprocessingDrawing" xmlns:wp="http://schemas.openxmlformats.org/drawingml/2006/wordprocessingDrawing" xmlns:w10="urn:schemas-microsoft-com:office:word" xmlns:w="http://schemas.openxmlformats.org/wordprocessingml/2006/main" xmlns:w14="http://schemas.microsoft.com/office/word/2010/wordml" xmlns:w15="http://schemas.microsoft.com/office/word/2012/wordml" xmlns:w16cex="http://schemas.microsoft.com/office/word/2018/wordml/cex" xmlns:w16cid="http://schemas.microsoft.com/office/word/2016/wordml/cid" xmlns:w16="http://schemas.microsoft.com/office/word/2018/wordml" xmlns:w16du="http://schemas.microsoft.com/office/word/2023/wordml/word16du" xmlns:w16sdtdh="http://schemas.microsoft.com/office/word/2020/wordml/sdtdatahash" xmlns:w16sdtfl="http://schemas.microsoft.com/office/word/2024/wordml/sdtformatlock" xmlns:w16se="http://schemas.microsoft.com/office/word/2015/wordml/symex" xmlns:wpg="http://schemas.microsoft.com/office/word/2010/wordprocessingGroup" xmlns:wpi="http://schemas.microsoft.com/office/word/2010/wordprocessingInk" xmlns:wne="http://schemas.microsoft.com/office/word/2006/wordml" xmlns:wps="http://schemas.microsoft.com/office/word/2010/wordprocessingShape" mc:Ignorable="w14 w15 w16se w16cid w16 w16cex w16sdtdh w16sdtfl w16du wp14">
+  <w:p>
+    <w:pPr>
+      <w:pStyle w:val="Header"/>
+    </w:pPr>
+    <w:r>
+      <w:rPr>
+        <w:noProof/>
+      </w:rPr>
+      <mc:AlternateContent>
+        <mc:Choice Requires="wps">
+          <w:drawing>
+            <wp:anchor distT="0" distB="0" distL="0" distR="0" simplePos="0" relativeHeight="251660288" behindDoc="0" locked="0" layoutInCell="1" allowOverlap="1" wp14:anchorId="24A89DF4" wp14:editId="142C06E2">
+              <wp:simplePos x="914400" y="447675"/>
+              <wp:positionH relativeFrom="page">
+                <wp:align>center</wp:align>
+              </wp:positionH>
+              <wp:positionV relativeFrom="page">
+                <wp:align>top</wp:align>
+              </wp:positionV>
+              <wp:extent cx="815340" cy="445135"/>
+              <wp:effectExtent l="0" t="0" r="3810" b="12065"/>
+              <wp:wrapNone/>
+              <wp:docPr id="425623602" name="Text Box 3" descr="[UNCLASSIFIED]">
+                <a:extLst xmlns:a="http://schemas.openxmlformats.org/drawingml/2006/main">
+                  <a:ext uri="{5AE41FA2-C0FF-4470-9BD4-5FADCA87CBE2}">
+                    <aclsh:classification xmlns:aclsh="http://schemas.microsoft.com/office/drawing/2020/classificationShape" classificationOutcomeType="hdr"/>
+                  </a:ext>
+                </a:extLst>
+              </wp:docPr>
+              <wp:cNvGraphicFramePr/>
+              <a:graphic xmlns:a="http://schemas.openxmlformats.org/drawingml/2006/main">
+                <a:graphicData uri="http://schemas.microsoft.com/office/word/2010/wordprocessingShape">
+                  <wps:wsp>
+                    <wps:cNvSpPr txBox="1"/>
+                    <wps:spPr>
+                      <a:xfrm>
+                        <a:off x="0" y="0"/>
+                        <a:ext cx="815340" cy="445135"/>
+                      </a:xfrm>
+                      <a:prstGeom prst="rect">
+                        <a:avLst/>
+                      </a:prstGeom>
+                      <a:noFill/>
+                      <a:ln>
+                        <a:noFill/>
+                      </a:ln>
+                    </wps:spPr>
+                    <wps:txbx>
+                      <w:txbxContent>
+                        <w:p>
+                          <w:pPr>
+                            <w:spacing w:after="0"/>
+                            <w:rPr>
+                              <w:rFonts w:ascii="Calibri" w:eastAsia="Calibri" w:hAnsi="Calibri" w:cs="Calibri"/>
+                              <w:noProof/>
+                              <w:color w:val="000000"/>
+                              <w:sz w:val="20"/>
+                              <w:szCs w:val="20"/>
+                            </w:rPr>
+                          </w:pPr>
+                          <w:r>
+                            <w:rPr>
+                              <w:rFonts w:ascii="Calibri" w:eastAsia="Calibri" w:hAnsi="Calibri" w:cs="Calibri"/>
+                              <w:noProof/>
+                              <w:color w:val="000000"/>
+                              <w:sz w:val="20"/>
+                              <w:szCs w:val="20"/>
+                            </w:rPr>
+                            <w:t>[UNCLASSIFIED]</w:t>
+                          </w:r>
+                        </w:p>
+                      </w:txbxContent>
+                    </wps:txbx>
+                    <wps:bodyPr rot="0" spcFirstLastPara="0" vertOverflow="overflow" horzOverflow="overflow" vert="horz" wrap="none" lIns="0" tIns="190500" rIns="0" bIns="0" numCol="1" spcCol="0" rtlCol="0" fromWordArt="0" anchor="t" anchorCtr="0" forceAA="0" compatLnSpc="1">
+                      <a:prstTxWarp prst="textNoShape">
+                        <a:avLst/>
+                      </a:prstTxWarp>
+                      <a:spAutoFit/>
+                    </wps:bodyPr>
+                  </wps:wsp>
+                </a:graphicData>
+              </a:graphic>
+            </wp:anchor>
+          </w:drawing>
+        </mc:Choice>
+        <mc:Fallback>
+          <w:pict>
+            <v:shapetype w14:anchorId="24A89DF4" id="_x0000_t202" coordsize="21600,21600" o:spt="202" path="m,l,21600r21600,l21600,xe">
+              <v:stroke joinstyle="miter"/>
+              <v:path gradientshapeok="t" o:connecttype="rect"/>
+            </v:shapetype>
+            <v:shape id="Text Box 3" o:spid="_x0000_s1027" type="#_x0000_t202" alt="[UNCLASSIFIED]" style="position:absolute;margin-left:0;margin-top:0;width:64.2pt;height:35.05pt;z-index:251660288;visibility:visible;mso-wrap-style:none;mso-wrap-distance-left:0;mso-wrap-distance-top:0;mso-wrap-distance-right:0;mso-wrap-distance-bottom:0;mso-position-horizontal:center;mso-position-horizontal-relative:page;mso-position-vertical:top;mso-position-vertical-relative:page;v-text-anchor:top" o:gfxdata="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" filled="f" stroked="f">
+              <v:fill o:detectmouseclick="t"/>
+              <v:textbox style="mso-fit-shape-to-text:t" inset="0,15pt,0,0">
+                <w:txbxContent>
+                  <w:p>
+                    <w:pPr>
+                      <w:spacing w:after="0"/>
+                      <w:rPr>
+                        <w:rFonts w:ascii="Calibri" w:eastAsia="Calibri" w:hAnsi="Calibri" w:cs="Calibri"/>
+                        <w:noProof/>
+                        <w:color w:val="000000"/>
+                        <w:sz w:val="20"/>
+                        <w:szCs w:val="20"/>
+                      </w:rPr>
+                    </w:pPr>
+                    <w:r>
+                      <w:rPr>
+                        <w:rFonts w:ascii="Calibri" w:eastAsia="Calibri" w:hAnsi="Calibri" w:cs="Calibri"/>
+                        <w:noProof/>
+                        <w:color w:val="000000"/>
+                        <w:sz w:val="20"/>
+                        <w:szCs w:val="20"/>
+                      </w:rPr>
+                      <w:t>[UNCLASSIFIED]</w:t>
+                    </w:r>
+                  </w:p>
+                </w:txbxContent>
+              </v:textbox>
+              <w10:wrap anchorx="page" anchory="page"/>
+            </v:shape>
+          </w:pict>
+        </mc:Fallback>
+      </mc:AlternateContent>
+    </w:r>
+  </w:p>
+</w:hdr>
+</file>
+
+<file path=word/header3.xml><?xml version="1.0" encoding="utf-8"?>
+<w:hdr xmlns:wpc="http://schemas.microsoft.com/office/word/2010/wordprocessingCanvas" xmlns:cx="http://schemas.microsoft.com/office/drawing/2014/chartex" xmlns:cx1="http://schemas.microsoft.com/office/drawing/2015/9/8/chartex" xmlns:cx2="http://schemas.microsoft.com/office/drawing/2015/10/21/chartex" xmlns:cx3="http://schemas.microsoft.com/office/drawing/2016/5/9/chartex" xmlns:cx4="http://schemas.microsoft.com/office/drawing/2016/5/10/chartex" xmlns:cx5="http://schemas.microsoft.com/office/drawing/2016/5/11/chartex" xmlns:cx6="http://schemas.microsoft.com/office/drawing/2016/5/12/chartex" xmlns:cx7="http://schemas.microsoft.com/office/drawing/2016/5/13/chartex" xmlns:cx8="http://schemas.microsoft.com/office/drawing/2016/5/14/chartex" xmlns:mc="http://schemas.openxmlformats.org/markup-compatibility/2006" xmlns:aink="http://schemas.microsoft.com/office/drawing/2016/ink" xmlns:am3d="http://schemas.microsoft.com/office/drawing/2017/model3d" xmlns:o="urn:schemas-microsoft-com:office:office" xmlns:oel="http://schemas.microsoft.com/office/2019/extlst" xmlns:r="http://schemas.openxmlformats.org/officeDocument/2006/relationships" xmlns:m="http://schemas.openxmlformats.org/officeDocument/2006/math" xmlns:v="urn:schemas-microsoft-com:vml" xmlns:wp14="http://schemas.microsoft.com/office/word/2010/wordprocessingDrawing" xmlns:wp="http://schemas.openxmlformats.org/drawingml/2006/wordprocessingDrawing" xmlns:w10="urn:schemas-microsoft-com:office:word" xmlns:w="http://schemas.openxmlformats.org/wordprocessingml/2006/main" xmlns:w14="http://schemas.microsoft.com/office/word/2010/wordml" xmlns:w15="http://schemas.microsoft.com/office/word/2012/wordml" xmlns:w16cex="http://schemas.microsoft.com/office/word/2018/wordml/cex" xmlns:w16cid="http://schemas.microsoft.com/office/word/2016/wordml/cid" xmlns:w16="http://schemas.microsoft.com/office/word/2018/wordml" xmlns:w16du="http://schemas.microsoft.com/office/word/2023/wordml/word16du" xmlns:w16sdtdh="http://schemas.microsoft.com/office/word/2020/wordml/sdtdatahash" xmlns:w16sdtfl="http://schemas.microsoft.com/office/word/2024/wordml/sdtformatlock" xmlns:w16se="http://schemas.microsoft.com/office/word/2015/wordml/symex" xmlns:wpg="http://schemas.microsoft.com/office/word/2010/wordprocessingGroup" xmlns:wpi="http://schemas.microsoft.com/office/word/2010/wordprocessingInk" xmlns:wne="http://schemas.microsoft.com/office/word/2006/wordml" xmlns:wps="http://schemas.microsoft.com/office/word/2010/wordprocessingShape" mc:Ignorable="w14 w15 w16se w16cid w16 w16cex w16sdtdh w16sdtfl w16du wp14">
+  <w:p>
+    <w:pPr>
+      <w:pStyle w:val="Header"/>
+    </w:pPr>
+    <w:r>
+      <w:rPr>
+        <w:noProof/>
+      </w:rPr>
+      <mc:AlternateContent>
+        <mc:Choice Requires="wps">
+          <w:drawing>
+            <wp:anchor distT="0" distB="0" distL="0" distR="0" simplePos="0" relativeHeight="251658240" behindDoc="0" locked="0" layoutInCell="1" allowOverlap="1" wp14:anchorId="1B87D5E3" wp14:editId="1C7632D3">
+              <wp:simplePos x="635" y="635"/>
+              <wp:positionH relativeFrom="page">
+                <wp:align>center</wp:align>
+              </wp:positionH>
+              <wp:positionV relativeFrom="page">
+                <wp:align>top</wp:align>
+              </wp:positionV>
+              <wp:extent cx="815340" cy="445135"/>
+              <wp:effectExtent l="0" t="0" r="3810" b="12065"/>
+              <wp:wrapNone/>
+              <wp:docPr id="1524713014" name="Text Box 1" descr="[UNCLASSIFIED]">
+                <a:extLst xmlns:a="http://schemas.openxmlformats.org/drawingml/2006/main">
+                  <a:ext uri="{5AE41FA2-C0FF-4470-9BD4-5FADCA87CBE2}">
+                    <aclsh:classification xmlns:aclsh="http://schemas.microsoft.com/office/drawing/2020/classificationShape" classificationOutcomeType="hdr"/>
+                  </a:ext>
+                </a:extLst>
+              </wp:docPr>
+              <wp:cNvGraphicFramePr/>
+              <a:graphic xmlns:a="http://schemas.openxmlformats.org/drawingml/2006/main">
+                <a:graphicData uri="http://schemas.microsoft.com/office/word/2010/wordprocessingShape">
+                  <wps:wsp>
+                    <wps:cNvSpPr txBox="1"/>
+                    <wps:spPr>
+                      <a:xfrm>
+                        <a:off x="0" y="0"/>
+                        <a:ext cx="815340" cy="445135"/>
+                      </a:xfrm>
+                      <a:prstGeom prst="rect">
+                        <a:avLst/>
+                      </a:prstGeom>
+                      <a:noFill/>
+                      <a:ln>
+                        <a:noFill/>
+                      </a:ln>
+                    </wps:spPr>
+                    <wps:txbx>
+                      <w:txbxContent>
+                        <w:p>
+                          <w:pPr>
+                            <w:spacing w:after="0"/>
+                            <w:rPr>
+                              <w:rFonts w:ascii="Calibri" w:eastAsia="Calibri" w:hAnsi="Calibri" w:cs="Calibri"/>
+                              <w:noProof/>
+                              <w:color w:val="000000"/>
+                              <w:sz w:val="20"/>
+                              <w:szCs w:val="20"/>
+                            </w:rPr>
+                          </w:pPr>
+                          <w:r>
+                            <w:rPr>
+                              <w:rFonts w:ascii="Calibri" w:eastAsia="Calibri" w:hAnsi="Calibri" w:cs="Calibri"/>
+                              <w:noProof/>
+                              <w:color w:val="000000"/>
+                              <w:sz w:val="20"/>
+                              <w:szCs w:val="20"/>
+                            </w:rPr>
+                            <w:t>[UNCLASSIFIED]</w:t>
+                          </w:r>
+                        </w:p>
+                      </w:txbxContent>
+                    </wps:txbx>
+                    <wps:bodyPr rot="0" spcFirstLastPara="0" vertOverflow="overflow" horzOverflow="overflow" vert="horz" wrap="none" lIns="0" tIns="190500" rIns="0" bIns="0" numCol="1" spcCol="0" rtlCol="0" fromWordArt="0" anchor="t" anchorCtr="0" forceAA="0" compatLnSpc="1">
+                      <a:prstTxWarp prst="textNoShape">
+                        <a:avLst/>
+                      </a:prstTxWarp>
+                      <a:spAutoFit/>
+                    </wps:bodyPr>
+                  </wps:wsp>
+                </a:graphicData>
+              </a:graphic>
+            </wp:anchor>
+          </w:drawing>
+        </mc:Choice>
+        <mc:Fallback>
+          <w:pict>
+            <v:shapetype w14:anchorId="1B87D5E3" id="_x0000_t202" coordsize="21600,21600" o:spt="202" path="m,l,21600r21600,l21600,xe">
+              <v:stroke joinstyle="miter"/>
+              <v:path gradientshapeok="t" o:connecttype="rect"/>
+            </v:shapetype>
+            <v:shape id="Text Box 1" o:spid="_x0000_s1030" type="#_x0000_t202" alt="[UNCLASSIFIED]" style="position:absolute;margin-left:0;margin-top:0;width:64.2pt;height:35.05pt;z-index:251658240;visibility:visible;mso-wrap-style:none;mso-wrap-distance-left:0;mso-wrap-distance-top:0;mso-wrap-distance-right:0;mso-wrap-distance-bottom:0;mso-position-horizontal:center;mso-position-horizontal-relative:page;mso-position-vertical:top;mso-position-vertical-relative:page;v-text-anchor:top" o:gfxdata="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" filled="f" stroked="f">
+              <v:fill o:detectmouseclick="t"/>
+              <v:textbox style="mso-fit-shape-to-text:t" inset="0,15pt,0,0">
+                <w:txbxContent>
+                  <w:p>
+                    <w:pPr>
+                      <w:spacing w:after="0"/>
+                      <w:rPr>
+                        <w:rFonts w:ascii="Calibri" w:eastAsia="Calibri" w:hAnsi="Calibri" w:cs="Calibri"/>
+                        <w:noProof/>
+                        <w:color w:val="000000"/>
+                        <w:sz w:val="20"/>
+                        <w:szCs w:val="20"/>
+                      </w:rPr>
+                    </w:pPr>
+                    <w:r>
+                      <w:rPr>
+                        <w:rFonts w:ascii="Calibri" w:eastAsia="Calibri" w:hAnsi="Calibri" w:cs="Calibri"/>
+                        <w:noProof/>
+                        <w:color w:val="000000"/>
+                        <w:sz w:val="20"/>
+                        <w:szCs w:val="20"/>
+                      </w:rPr>
+                      <w:t>[UNCLASSIFIED]</w:t>
+                    </w:r>
+                  </w:p>
+                </w:txbxContent>
+              </v:textbox>
+              <w10:wrap anchorx="page" anchory="page"/>
+            </v:shape>
+          </w:pict>
+        </mc:Fallback>
+      </mc:AlternateContent>
+    </w:r>
+  </w:p>
+</w:hdr>
+</file>
+
 <file path=word/numbering.xml><?xml version="1.0" encoding="utf-8"?>
-<w:numbering xmlns:wpc="http://schemas.microsoft.com/office/word/2010/wordprocessingCanvas" xmlns:cx="http://schemas.microsoft.com/office/drawing/2014/chartex" xmlns:cx1="http://schemas.microsoft.com/office/drawing/2015/9/8/chartex" xmlns:cx2="http://schemas.microsoft.com/office/drawing/2015/10/21/chartex" xmlns:cx3="http://schemas.microsoft.com/office/drawing/2016/5/9/chartex" xmlns:cx4="http://schemas.microsoft.com/office/drawing/2016/5/10/chartex" xmlns:cx5="http://schemas.microsoft.com/office/drawing/2016/5/11/chartex" xmlns:cx6="http://schemas.microsoft.com/office/drawing/2016/5/12/chartex" xmlns:cx7="http://schemas.microsoft.com/office/drawing/2016/5/13/chartex" xmlns:cx8="http://schemas.microsoft.com/office/drawing/2016/5/14/chartex" xmlns:mc="http://schemas.openxmlformats.org/markup-compatibility/2006" xmlns:aink="http://schemas.microsoft.com/office/drawing/2016/ink" xmlns:am3d="http://schemas.microsoft.com/office/drawing/2017/model3d" xmlns:o="urn:schemas-microsoft-com:office:office" xmlns:oel="http://schemas.microsoft.com/office/2019/extlst" xmlns:r="http://schemas.openxmlformats.org/officeDocument/2006/relationships" xmlns:m="http://schemas.openxmlformats.org/officeDocument/2006/math" xmlns:v="urn:schemas-microsoft-com:vml" xmlns:wp14="http://schemas.microsoft.com/office/word/2010/wordprocessingDrawing" xmlns:wp="http://schemas.openxmlformats.org/drawingml/2006/wordprocessingDrawing" xmlns:w10="urn:schemas-microsoft-com:office:word" xmlns:w="http://schemas.openxmlformats.org/wordprocessingml/2006/main" xmlns:w14="http://schemas.microsoft.com/office/word/2010/wordml" xmlns:w15="http://schemas.microsoft.com/office/word/2012/wordml" xmlns:w16cex="http://schemas.microsoft.com/office/word/2018/wordml/cex" xmlns:w16cid="http://schemas.microsoft.com/office/word/2016/wordml/cid" xmlns:w16="http://schemas.microsoft.com/office/word/2018/wordml" xmlns:w16sdtdh="http://schemas.microsoft.com/office/word/2020/wordml/sdtdatahash" xmlns:w16se="http://schemas.microsoft.com/office/word/2015/wordml/symex" xmlns:wpg="http://schemas.microsoft.com/office/word/2010/wordprocessingGroup" xmlns:wpi="http://schemas.microsoft.com/office/word/2010/wordprocessingInk" xmlns:wne="http://schemas.microsoft.com/office/word/2006/wordml" xmlns:wps="http://schemas.microsoft.com/office/word/2010/wordprocessingShape" mc:Ignorable="w14 w15 w16se w16cid w16 w16cex w16sdtdh wp14">
+<w:numbering xmlns:wpc="http://schemas.microsoft.com/office/word/2010/wordprocessingCanvas" xmlns:cx="http://schemas.microsoft.com/office/drawing/2014/chartex" xmlns:cx1="http://schemas.microsoft.com/office/drawing/2015/9/8/chartex" xmlns:cx2="http://schemas.microsoft.com/office/drawing/2015/10/21/chartex" xmlns:cx3="http://schemas.microsoft.com/office/drawing/2016/5/9/chartex" xmlns:cx4="http://schemas.microsoft.com/office/drawing/2016/5/10/chartex" xmlns:cx5="http://schemas.microsoft.com/office/drawing/2016/5/11/chartex" xmlns:cx6="http://schemas.microsoft.com/office/drawing/2016/5/12/chartex" xmlns:cx7="http://schemas.microsoft.com/office/drawing/2016/5/13/chartex" xmlns:cx8="http://schemas.microsoft.com/office/drawing/2016/5/14/chartex" xmlns:mc="http://schemas.openxmlformats.org/markup-compatibility/2006" xmlns:aink="http://schemas.microsoft.com/office/drawing/2016/ink" xmlns:am3d="http://schemas.microsoft.com/office/drawing/2017/model3d" xmlns:o="urn:schemas-microsoft-com:office:office" xmlns:oel="http://schemas.microsoft.com/office/2019/extlst" xmlns:r="http://schemas.openxmlformats.org/officeDocument/2006/relationships" xmlns:m="http://schemas.openxmlformats.org/officeDocument/2006/math" xmlns:v="urn:schemas-microsoft-com:vml" xmlns:wp14="http://schemas.microsoft.com/office/word/2010/wordprocessingDrawing" xmlns:wp="http://schemas.openxmlformats.org/drawingml/2006/wordprocessingDrawing" xmlns:w10="urn:schemas-microsoft-com:office:word" xmlns:w="http://schemas.openxmlformats.org/wordprocessingml/2006/main" xmlns:w14="http://schemas.microsoft.com/office/word/2010/wordml" xmlns:w15="http://schemas.microsoft.com/office/word/2012/wordml" xmlns:w16cex="http://schemas.microsoft.com/office/word/2018/wordml/cex" xmlns:w16cid="http://schemas.microsoft.com/office/word/2016/wordml/cid" xmlns:w16="http://schemas.microsoft.com/office/word/2018/wordml" xmlns:w16du="http://schemas.microsoft.com/office/word/2023/wordml/word16du" xmlns:w16sdtdh="http://schemas.microsoft.com/office/word/2020/wordml/sdtdatahash" xmlns:w16sdtfl="http://schemas.microsoft.com/office/word/2024/wordml/sdtformatlock" xmlns:w16se="http://schemas.microsoft.com/office/word/2015/wordml/symex" xmlns:wpg="http://schemas.microsoft.com/office/word/2010/wordprocessingGroup" xmlns:wpi="http://schemas.microsoft.com/office/word/2010/wordprocessingInk" xmlns:wne="http://schemas.microsoft.com/office/word/2006/wordml" xmlns:wps="http://schemas.microsoft.com/office/word/2010/wordprocessingShape" mc:Ignorable="w14 w15 w16se w16cid w16 w16cex w16sdtdh w16sdtfl w16du wp14">
   <w:abstractNum w:abstractNumId="0" w15:restartNumberingAfterBreak="0">
     <w:nsid w:val="0AE240E7"/>
     <w:multiLevelType w:val="hybridMultilevel"/>
@@ -3955,7 +4621,7 @@
 </file>
 
 <file path=word/styles.xml><?xml version="1.0" encoding="utf-8"?>
-<w:styles xmlns:mc="http://schemas.openxmlformats.org/markup-compatibility/2006" xmlns:r="http://schemas.openxmlformats.org/officeDocument/2006/relationships" xmlns:w="http://schemas.openxmlformats.org/wordprocessingml/2006/main" xmlns:w14="http://schemas.microsoft.com/office/word/2010/wordml" xmlns:w15="http://schemas.microsoft.com/office/word/2012/wordml" xmlns:w16cex="http://schemas.microsoft.com/office/word/2018/wordml/cex" xmlns:w16cid="http://schemas.microsoft.com/office/word/2016/wordml/cid" xmlns:w16="http://schemas.microsoft.com/office/word/2018/wordml" xmlns:w16sdtdh="http://schemas.microsoft.com/office/word/2020/wordml/sdtdatahash" xmlns:w16se="http://schemas.microsoft.com/office/word/2015/wordml/symex" mc:Ignorable="w14 w15 w16se w16cid w16 w16cex w16sdtdh">
+<w:styles xmlns:mc="http://schemas.openxmlformats.org/markup-compatibility/2006" xmlns:r="http://schemas.openxmlformats.org/officeDocument/2006/relationships" xmlns:w="http://schemas.openxmlformats.org/wordprocessingml/2006/main" xmlns:w14="http://schemas.microsoft.com/office/word/2010/wordml" xmlns:w15="http://schemas.microsoft.com/office/word/2012/wordml" xmlns:w16cex="http://schemas.microsoft.com/office/word/2018/wordml/cex" xmlns:w16cid="http://schemas.microsoft.com/office/word/2016/wordml/cid" xmlns:w16="http://schemas.microsoft.com/office/word/2018/wordml" xmlns:w16du="http://schemas.microsoft.com/office/word/2023/wordml/word16du" xmlns:w16sdtdh="http://schemas.microsoft.com/office/word/2020/wordml/sdtdatahash" xmlns:w16sdtfl="http://schemas.microsoft.com/office/word/2024/wordml/sdtformatlock" xmlns:w16se="http://schemas.microsoft.com/office/word/2015/wordml/symex" mc:Ignorable="w14 w15 w16se w16cid w16 w16cex w16sdtdh w16sdtfl w16du">
   <w:docDefaults>
     <w:rPrDefault>
       <w:rPr>
@@ -5323,6 +5989,56 @@
       <w:color w:val="4F81BD" w:themeColor="accent1"/>
     </w:rPr>
   </w:style>
+  <w:style w:type="paragraph" w:styleId="Header">
+    <w:name w:val="header"/>
+    <w:basedOn w:val="Normal"/>
+    <w:link w:val="HeaderChar"/>
+    <w:uiPriority w:val="99"/>
+    <w:unhideWhenUsed/>
+    <w:rsid w:val="009B45AA"/>
+    <w:pPr>
+      <w:tabs>
+        <w:tab w:val="center" w:pos="4513"/>
+        <w:tab w:val="right" w:pos="9026"/>
+      </w:tabs>
+      <w:spacing w:before="0" w:after="0" w:line="240" w:lineRule="auto"/>
+    </w:pPr>
+  </w:style>
+  <w:style w:type="character" w:customStyle="1" w:styleId="HeaderChar">
+    <w:name w:val="Header Char"/>
+    <w:basedOn w:val="DefaultParagraphFont"/>
+    <w:link w:val="Header"/>
+    <w:uiPriority w:val="99"/>
+    <w:rsid w:val="009B45AA"/>
+    <w:rPr>
+      <w:rFonts w:ascii="Arial" w:hAnsi="Arial" w:cstheme="minorBidi"/>
+    </w:rPr>
+  </w:style>
+  <w:style w:type="paragraph" w:styleId="Footer">
+    <w:name w:val="footer"/>
+    <w:basedOn w:val="Normal"/>
+    <w:link w:val="FooterChar"/>
+    <w:uiPriority w:val="99"/>
+    <w:unhideWhenUsed/>
+    <w:rsid w:val="009B45AA"/>
+    <w:pPr>
+      <w:tabs>
+        <w:tab w:val="center" w:pos="4513"/>
+        <w:tab w:val="right" w:pos="9026"/>
+      </w:tabs>
+      <w:spacing w:before="0" w:after="0" w:line="240" w:lineRule="auto"/>
+    </w:pPr>
+  </w:style>
+  <w:style w:type="character" w:customStyle="1" w:styleId="FooterChar">
+    <w:name w:val="Footer Char"/>
+    <w:basedOn w:val="DefaultParagraphFont"/>
+    <w:link w:val="Footer"/>
+    <w:uiPriority w:val="99"/>
+    <w:rsid w:val="009B45AA"/>
+    <w:rPr>
+      <w:rFonts w:ascii="Arial" w:hAnsi="Arial" w:cstheme="minorBidi"/>
+    </w:rPr>
+  </w:style>
 </w:styles>
 </file>
 
